--- a/docs/generated/Gym_Ana_Data_Analysis_Report.docx
+++ b/docs/generated/Gym_Ana_Data_Analysis_Report.docx
@@ -4259,7 +4259,7 @@
         <w:spacing w:after="60"/>
       </w:pPr>
       <w:r>
-        <w:t>iPhoneを車体へ固定してSensor ONを押し、補正完了まで4秒以上静止する。</w:t>
+        <w:t>iPhoneを車体へ固定し、Sensor ONの後にCalibrationを押して4秒以上静止する。</w:t>
       </w:r>
     </w:p>
     <w:p>
